--- a/pluska2526/TicketOutTheDoor/Set15PythonStrings/Set15TicketOutTheDoorPython.docx
+++ b/pluska2526/TicketOutTheDoor/Set15PythonStrings/Set15TicketOutTheDoorPython.docx
@@ -1939,7 +1939,46 @@
                 <w:color w:val="000000"/>
                 <w:szCs w:val="20"/>
               </w:rPr>
-              <w:t xml:space="preserve">(one for the first name, one for the last name, and one for the birthdate) </w:t>
+              <w:t xml:space="preserve">(one for the first name, one for the last name, and one for the </w:t>
+            </w:r>
+            <w:proofErr w:type="gramStart"/>
+            <w:r>
+              <w:rPr>
+                <w:color w:val="000000"/>
+                <w:szCs w:val="20"/>
+              </w:rPr>
+              <w:t>birthdate</w:t>
+            </w:r>
+            <w:proofErr w:type="gramEnd"/>
+            <w:r>
+              <w:rPr>
+                <w:color w:val="000000"/>
+                <w:szCs w:val="20"/>
+              </w:rPr>
+              <w:t xml:space="preserve"> (MM/DD/YYYY</w:t>
+            </w:r>
+            <w:proofErr w:type="gramStart"/>
+            <w:r>
+              <w:rPr>
+                <w:color w:val="000000"/>
+                <w:szCs w:val="20"/>
+              </w:rPr>
+              <w:t xml:space="preserve">) </w:t>
+            </w:r>
+            <w:r>
+              <w:rPr>
+                <w:color w:val="000000"/>
+                <w:szCs w:val="20"/>
+              </w:rPr>
+              <w:t>)</w:t>
+            </w:r>
+            <w:proofErr w:type="gramEnd"/>
+            <w:r>
+              <w:rPr>
+                <w:color w:val="000000"/>
+                <w:szCs w:val="20"/>
+              </w:rPr>
+              <w:t xml:space="preserve"> </w:t>
             </w:r>
             <w:r>
               <w:rPr>
@@ -1973,16 +2012,6 @@
           <w:tcPr>
             <w:tcW w:w="9350" w:type="dxa"/>
           </w:tcPr>
-          <w:p>
-            <w:pPr>
-              <w:pStyle w:val="BodyText"/>
-              <w:spacing w:after="0" w:line="240" w:lineRule="auto"/>
-              <w:rPr>
-                <w:color w:val="000000"/>
-                <w:szCs w:val="20"/>
-              </w:rPr>
-            </w:pPr>
-          </w:p>
           <w:p>
             <w:pPr>
               <w:pStyle w:val="BodyText"/>
@@ -3722,7 +3751,13 @@
           </w:tcPr>
           <w:p>
             <w:r>
-              <w:t xml:space="preserve">Write a function called contains that takes two arguments, big and little.  The function should return true of big contains little. </w:t>
+              <w:t xml:space="preserve">Write a function called contains that takes two arguments, big and little.  The function should return true </w:t>
+            </w:r>
+            <w:r>
+              <w:t>if</w:t>
+            </w:r>
+            <w:r>
+              <w:t xml:space="preserve"> big contains little. </w:t>
             </w:r>
           </w:p>
           <w:p/>
@@ -9341,6 +9376,7 @@
   <w:style w:type="character" w:default="1" w:styleId="DefaultParagraphFont">
     <w:name w:val="Default Paragraph Font"/>
     <w:uiPriority w:val="1"/>
+    <w:semiHidden/>
     <w:unhideWhenUsed/>
   </w:style>
   <w:style w:type="table" w:default="1" w:styleId="TableNormal">
